--- a/Safnas A(lld).docx
+++ b/Safnas A(lld).docx
@@ -16,6 +16,7 @@
         <w:rPr>
           <w:b/>
           <w:bCs/>
+          <w:noProof/>
           <w:sz w:val="44"/>
           <w:szCs w:val="44"/>
         </w:rPr>
@@ -549,7 +550,7 @@
         <w:t>Ankitha Poojary</w:t>
       </w:r>
       <w:r>
-        <w:t xml:space="preserve"> Ma’am</w:t>
+        <w:t xml:space="preserve"> </w:t>
       </w:r>
     </w:p>
     <w:p>
@@ -557,12 +558,17 @@
         <w:ind w:left="4320"/>
       </w:pPr>
       <w:r>
-        <w:rPr>
-          <w:b/>
-          <w:bCs/>
-        </w:rPr>
-        <w:t>Table of Contents</w:t>
-      </w:r>
+        <w:t>Department of computer science</w:t>
+      </w:r>
+    </w:p>
+    <w:p>
+      <w:pPr>
+        <w:ind w:left="4320"/>
+        <w:rPr>
+          <w:b/>
+          <w:bCs/>
+        </w:rPr>
+      </w:pPr>
     </w:p>
     <w:p>
       <w:pPr>
@@ -576,7 +582,6 @@
           <w:b/>
           <w:bCs/>
         </w:rPr>
-        <w:lastRenderedPageBreak/>
         <w:t xml:space="preserve">                   </w:t>
       </w:r>
       <w:r>
@@ -899,6 +904,7 @@
           <w:b/>
           <w:bCs/>
         </w:rPr>
+        <w:lastRenderedPageBreak/>
         <w:t>SYSTEM ARCHITECTURE</w:t>
       </w:r>
     </w:p>
@@ -924,7 +930,6 @@
           <w:b/>
           <w:bCs/>
         </w:rPr>
-        <w:lastRenderedPageBreak/>
         <w:t>2.1 Application Design</w:t>
       </w:r>
     </w:p>
@@ -1335,6 +1340,7 @@
         <w:rPr>
           <w:noProof/>
         </w:rPr>
+        <w:lastRenderedPageBreak/>
         <w:drawing>
           <wp:inline distT="0" distB="0" distL="0" distR="0" wp14:anchorId="5A89AE7F" wp14:editId="7E967D52">
             <wp:extent cx="2903220" cy="1355090"/>
@@ -1762,6 +1768,7 @@
           <w:b/>
           <w:bCs/>
         </w:rPr>
+        <w:lastRenderedPageBreak/>
         <w:t>Scalability for future data growth</w:t>
       </w:r>
     </w:p>
@@ -1854,7 +1861,6 @@
           <w:sz w:val="26"/>
           <w:szCs w:val="26"/>
         </w:rPr>
-        <w:lastRenderedPageBreak/>
         <w:t>Data Design</w:t>
       </w:r>
     </w:p>
@@ -2374,6 +2380,7 @@
           </w:tcPr>
           <w:p>
             <w:r>
+              <w:lastRenderedPageBreak/>
               <w:t>anomaly</w:t>
             </w:r>
           </w:p>
@@ -2499,7 +2506,6 @@
     </w:p>
     <w:p>
       <w:r>
-        <w:lastRenderedPageBreak/>
         <w:t xml:space="preserve"> Main function of the system. It processes the dataset and identifies anomalies using statistical methods.</w:t>
       </w:r>
     </w:p>
@@ -2849,6 +2855,7 @@
         <w:pStyle w:val="NormalWeb"/>
       </w:pPr>
       <w:r>
+        <w:lastRenderedPageBreak/>
         <w:t>Reads and converts input dataset into structured format</w:t>
       </w:r>
     </w:p>
@@ -2977,7 +2984,6 @@
         </w:numPr>
       </w:pPr>
       <w:r>
-        <w:lastRenderedPageBreak/>
         <w:t xml:space="preserve">CSV dataset upload </w:t>
       </w:r>
     </w:p>
@@ -3235,6 +3241,7 @@
           <w:b/>
           <w:bCs/>
         </w:rPr>
+        <w:lastRenderedPageBreak/>
         <w:t>claim_amount</w:t>
       </w:r>
       <w:proofErr w:type="spellEnd"/>
@@ -3338,7 +3345,6 @@
         </w:numPr>
       </w:pPr>
       <w:r>
-        <w:lastRenderedPageBreak/>
         <w:t xml:space="preserve">Improves data interpretation </w:t>
       </w:r>
     </w:p>
@@ -3635,6 +3641,7 @@
     </w:p>
     <w:p>
       <w:r>
+        <w:lastRenderedPageBreak/>
         <w:t>The following resources were used in the development of this project:</w:t>
       </w:r>
     </w:p>
